--- a/public/exports/clauses/termination-subcontract/clause.docx
+++ b/public/exports/clauses/termination-subcontract/clause.docx
@@ -14,7 +14,7 @@
     </w:p>
     <w:p>
       <w:pPr>
-        <w:spacing w:after="160"/>
+        <w:spacing w:after="180"/>
         <w:jc w:val="both"/>
       </w:pPr>
       <w:r>
@@ -30,7 +30,7 @@
     </w:p>
     <w:p>
       <w:pPr>
-        <w:spacing w:after="160"/>
+        <w:spacing w:after="180"/>
         <w:jc w:val="both"/>
       </w:pPr>
       <w:r>
@@ -66,7 +66,7 @@
     </w:p>
     <w:p>
       <w:pPr>
-        <w:spacing w:after="160"/>
+        <w:spacing w:after="180"/>
         <w:jc w:val="both"/>
       </w:pPr>
       <w:r>
@@ -92,7 +92,7 @@
     </w:p>
     <w:p>
       <w:pPr>
-        <w:spacing w:after="160"/>
+        <w:spacing w:after="180"/>
         <w:jc w:val="both"/>
       </w:pPr>
       <w:r>
@@ -119,7 +119,8 @@
     <w:p>
       <w:pPr>
         <w:pStyle w:val="Heading2"/>
-        <w:spacing w:after="160" w:before="280"/>
+        <w:keepNext/>
+        <w:spacing w:after="180" w:before="360"/>
       </w:pPr>
       <w:r>
         <w:t xml:space="preserve">Чому 1 день у перші 3 місяці</w:t>
@@ -127,7 +128,7 @@
     </w:p>
     <w:p>
       <w:pPr>
-        <w:spacing w:after="160"/>
+        <w:spacing w:after="180"/>
         <w:jc w:val="both"/>
       </w:pPr>
       <w:r>
@@ -136,7 +137,7 @@
     </w:p>
     <w:p>
       <w:pPr>
-        <w:spacing w:after="160"/>
+        <w:spacing w:after="180"/>
         <w:jc w:val="both"/>
       </w:pPr>
       <w:r>
@@ -146,7 +147,8 @@
     <w:p>
       <w:pPr>
         <w:pStyle w:val="Heading2"/>
-        <w:spacing w:after="160" w:before="280"/>
+        <w:keepNext/>
+        <w:spacing w:after="180" w:before="360"/>
       </w:pPr>
       <w:r>
         <w:t xml:space="preserve">Симетрія з боку Субпідрядника</w:t>
@@ -154,7 +156,7 @@
     </w:p>
     <w:p>
       <w:pPr>
-        <w:spacing w:after="160"/>
+        <w:spacing w:after="180"/>
         <w:jc w:val="both"/>
       </w:pPr>
       <w:r>
@@ -194,7 +196,8 @@
     <w:p>
       <w:pPr>
         <w:pStyle w:val="Heading2"/>
-        <w:spacing w:after="160" w:before="280"/>
+        <w:keepNext/>
+        <w:spacing w:after="180" w:before="360"/>
       </w:pPr>
       <w:r>
         <w:t xml:space="preserve">Що цей пункт НЕ включає</w:t>
@@ -222,49 +225,11 @@
     </w:p>
     <w:p>
       <w:pPr>
-        <w:spacing w:after="160"/>
-        <w:jc w:val="both"/>
-      </w:pPr>
-      <w:r>
-        <w:t xml:space="preserve">порушення. Не описано явно; у юридичній практиці припускається, що matеrial breach дозволяє негайне termination без notice. - </w:t>
-      </w:r>
-      <w:r>
-        <w:rPr>
-          <w:b/>
-          <w:bCs/>
-        </w:rPr>
-        <w:t xml:space="preserve">Partial termination</w:t>
-      </w:r>
-      <w:r>
-        <w:t xml:space="preserve"> — можливість розірвати частину scope-у. Відсутнє. Розірвання завжди тотальне. - </w:t>
-      </w:r>
-      <w:r>
-        <w:rPr>
-          <w:b/>
-          <w:bCs/>
-        </w:rPr>
-        <w:t xml:space="preserve">Severance</w:t>
-      </w:r>
-      <w:r>
-        <w:t xml:space="preserve"> — жодних compensation payments при termination. Субпідрядник отримує оплату тільки за виконану роботу до дати розірвання.</w:t>
-      </w:r>
-    </w:p>
-    <w:p>
-      <w:pPr>
-        <w:pStyle w:val="Heading2"/>
-        <w:spacing w:after="160" w:before="280"/>
-      </w:pPr>
-      <w:r>
-        <w:t xml:space="preserve">Де ще використовується</w:t>
-      </w:r>
-    </w:p>
-    <w:p>
-      <w:pPr>
-        <w:spacing w:after="160"/>
-        <w:jc w:val="both"/>
-      </w:pPr>
-      <w:r>
-        <w:t xml:space="preserve">Ідентичний пункт присутній у всіх трьох субпідрядних договорах:</w:t>
+        <w:spacing w:after="180"/>
+        <w:jc w:val="both"/>
+      </w:pPr>
+      <w:r>
+        <w:t xml:space="preserve">порушення. Не описано явно; у юридичній практиці припускається, що matеrial breach дозволяє негайне termination без notice.</w:t>
       </w:r>
     </w:p>
     <w:p>
@@ -277,7 +242,23 @@
         <w:spacing w:after="60"/>
       </w:pPr>
       <w:r>
-        <w:t xml:space="preserve">Subcontract Dev 2026</w:t>
+        <w:rPr>
+          <w:b/>
+          <w:bCs/>
+        </w:rPr>
+        <w:t xml:space="preserve">Partial termination</w:t>
+      </w:r>
+      <w:r>
+        <w:t xml:space="preserve"> — можливість розірвати частину scope-у.</w:t>
+      </w:r>
+    </w:p>
+    <w:p>
+      <w:pPr>
+        <w:spacing w:after="180"/>
+        <w:jc w:val="both"/>
+      </w:pPr>
+      <w:r>
+        <w:t xml:space="preserve">Відсутнє. Розірвання завжди тотальне.</w:t>
       </w:r>
     </w:p>
     <w:p>
@@ -290,7 +271,42 @@
         <w:spacing w:after="60"/>
       </w:pPr>
       <w:r>
-        <w:t xml:space="preserve">Subcontract PM 2026</w:t>
+        <w:rPr>
+          <w:b/>
+          <w:bCs/>
+        </w:rPr>
+        <w:t xml:space="preserve">Severance</w:t>
+      </w:r>
+      <w:r>
+        <w:t xml:space="preserve"> — жодних compensation payments при termination.</w:t>
+      </w:r>
+    </w:p>
+    <w:p>
+      <w:pPr>
+        <w:spacing w:after="180"/>
+        <w:jc w:val="both"/>
+      </w:pPr>
+      <w:r>
+        <w:t xml:space="preserve">Субпідрядник отримує оплату тільки за виконану роботу до дати розірвання.</w:t>
+      </w:r>
+    </w:p>
+    <w:p>
+      <w:pPr>
+        <w:pStyle w:val="Heading2"/>
+        <w:keepNext/>
+        <w:spacing w:after="180" w:before="360"/>
+      </w:pPr>
+      <w:r>
+        <w:t xml:space="preserve">Де ще використовується</w:t>
+      </w:r>
+    </w:p>
+    <w:p>
+      <w:pPr>
+        <w:spacing w:after="180"/>
+        <w:jc w:val="both"/>
+      </w:pPr>
+      <w:r>
+        <w:t xml:space="preserve">Ідентичний пункт присутній у всіх трьох субпідрядних договорах:</w:t>
       </w:r>
     </w:p>
     <w:p>
@@ -303,12 +319,38 @@
         <w:spacing w:after="60"/>
       </w:pPr>
       <w:r>
+        <w:t xml:space="preserve">Subcontract Dev 2026</w:t>
+      </w:r>
+    </w:p>
+    <w:p>
+      <w:pPr>
+        <w:pStyle w:val="ListParagraph"/>
+        <w:numPr>
+          <w:ilvl w:val="0"/>
+          <w:numId w:val="1"/>
+        </w:numPr>
+        <w:spacing w:after="60"/>
+      </w:pPr>
+      <w:r>
+        <w:t xml:space="preserve">Subcontract PM 2026</w:t>
+      </w:r>
+    </w:p>
+    <w:p>
+      <w:pPr>
+        <w:pStyle w:val="ListParagraph"/>
+        <w:numPr>
+          <w:ilvl w:val="0"/>
+          <w:numId w:val="1"/>
+        </w:numPr>
+        <w:spacing w:after="60"/>
+      </w:pPr>
+      <w:r>
         <w:t xml:space="preserve">Subcontract Marketing 2026</w:t>
       </w:r>
     </w:p>
     <w:p>
       <w:pPr>
-        <w:spacing w:after="160"/>
+        <w:spacing w:after="180"/>
         <w:jc w:val="both"/>
       </w:pPr>
       <w:r>
@@ -375,7 +417,7 @@
     </w:pPr>
     <w:r>
       <w:rPr>
-        <w:color w:val="888888"/>
+        <w:color w:val="8A8578"/>
         <w:sz w:val="16"/>
         <w:szCs w:val="16"/>
       </w:rPr>
@@ -383,12 +425,31 @@
     </w:r>
     <w:r>
       <w:rPr>
-        <w:color w:val="888888"/>
+        <w:color w:val="8A8578"/>
         <w:sz w:val="16"/>
         <w:szCs w:val="16"/>
       </w:rPr>
       <w:fldChar w:fldCharType="begin"/>
       <w:instrText xml:space="preserve">PAGE</w:instrText>
+      <w:fldChar w:fldCharType="separate"/>
+      <w:fldChar w:fldCharType="end"/>
+    </w:r>
+    <w:r>
+      <w:rPr>
+        <w:color w:val="8A8578"/>
+        <w:sz w:val="16"/>
+        <w:szCs w:val="16"/>
+      </w:rPr>
+      <w:t xml:space="preserve"> / </w:t>
+    </w:r>
+    <w:r>
+      <w:rPr>
+        <w:color w:val="8A8578"/>
+        <w:sz w:val="16"/>
+        <w:szCs w:val="16"/>
+      </w:rPr>
+      <w:fldChar w:fldCharType="begin"/>
+      <w:instrText xml:space="preserve">NUMPAGES</w:instrText>
       <w:fldChar w:fldCharType="separate"/>
       <w:fldChar w:fldCharType="end"/>
     </w:r>
@@ -564,8 +625,13 @@
     <w:basedOn w:val="Normal"/>
     <w:next w:val="Normal"/>
     <w:qFormat/>
-    <w:rPr>
-      <w:color w:val="2E74B5"/>
+    <w:pPr>
+      <w:spacing w:after="200" w:before="400"/>
+    </w:pPr>
+    <w:rPr>
+      <w:rFonts w:ascii="Georgia" w:cs="Georgia" w:eastAsia="Georgia" w:hAnsi="Georgia"/>
+      <w:b/>
+      <w:bCs/>
       <w:sz w:val="32"/>
       <w:szCs w:val="32"/>
     </w:rPr>
@@ -575,8 +641,13 @@
     <w:basedOn w:val="Normal"/>
     <w:next w:val="Normal"/>
     <w:qFormat/>
-    <w:rPr>
-      <w:color w:val="2E74B5"/>
+    <w:pPr>
+      <w:spacing w:after="160" w:before="320"/>
+    </w:pPr>
+    <w:rPr>
+      <w:rFonts w:ascii="Georgia" w:cs="Georgia" w:eastAsia="Georgia" w:hAnsi="Georgia"/>
+      <w:b/>
+      <w:bCs/>
       <w:sz w:val="26"/>
       <w:szCs w:val="26"/>
     </w:rPr>
@@ -586,10 +657,15 @@
     <w:basedOn w:val="Normal"/>
     <w:next w:val="Normal"/>
     <w:qFormat/>
-    <w:rPr>
-      <w:color w:val="1F4D78"/>
-      <w:sz w:val="24"/>
-      <w:szCs w:val="24"/>
+    <w:pPr>
+      <w:spacing w:after="120" w:before="240"/>
+    </w:pPr>
+    <w:rPr>
+      <w:rFonts w:ascii="Georgia" w:cs="Georgia" w:eastAsia="Georgia" w:hAnsi="Georgia"/>
+      <w:b/>
+      <w:bCs/>
+      <w:sz w:val="22"/>
+      <w:szCs w:val="22"/>
     </w:rPr>
   </w:style>
   <w:style w:type="paragraph" w:styleId="Heading4">

--- a/public/exports/clauses/termination-subcontract/clause.docx
+++ b/public/exports/clauses/termination-subcontract/clause.docx
@@ -22,23 +22,23 @@
           <w:b/>
           <w:bCs/>
         </w:rPr>
-        <w:t xml:space="preserve">Term.</w:t>
-      </w:r>
-      <w:r>
-        <w:t xml:space="preserve"> Цей договір набуває чинності від Start date і діє до розірвання однією зі сторін відповідно до умов нижче.</w:t>
-      </w:r>
-    </w:p>
-    <w:p>
-      <w:pPr>
-        <w:spacing w:after="180"/>
-        <w:jc w:val="both"/>
-      </w:pPr>
-      <w:r>
-        <w:rPr>
-          <w:b/>
-          <w:bCs/>
-        </w:rPr>
-        <w:t xml:space="preserve">Termination Контрактором (перші 3 місяці).</w:t>
+        <w:t xml:space="preserve">Строк дії.</w:t>
+      </w:r>
+      <w:r>
+        <w:t xml:space="preserve"> Цей договір набуває чинності від дати початку і діє до розірвання однією зі сторін відповідно до умов нижче.</w:t>
+      </w:r>
+    </w:p>
+    <w:p>
+      <w:pPr>
+        <w:spacing w:after="180"/>
+        <w:jc w:val="both"/>
+      </w:pPr>
+      <w:r>
+        <w:rPr>
+          <w:b/>
+          <w:bCs/>
+        </w:rPr>
+        <w:t xml:space="preserve">Розірвання Контрактором (перші 3 місяці).</w:t>
       </w:r>
       <w:r>
         <w:t xml:space="preserve"> Протягом перших </w:t>
@@ -51,7 +51,7 @@
         <w:t xml:space="preserve">трьох (3) місяців</w:t>
       </w:r>
       <w:r>
-        <w:t xml:space="preserve"> від Start date, Контрактор може розірвати цей договір у будь-який час, надавши Субпідряднику </w:t>
+        <w:t xml:space="preserve"> від дати початку Контрактор може розірвати цей договір у будь-який час, надавши Субпідряднику </w:t>
       </w:r>
       <w:r>
         <w:rPr>
@@ -74,10 +74,10 @@
           <w:b/>
           <w:bCs/>
         </w:rPr>
-        <w:t xml:space="preserve">Termination Контрактором (після 3 місяців).</w:t>
-      </w:r>
-      <w:r>
-        <w:t xml:space="preserve"> Після початкового тримісячного періоду, Контрактор може розірвати цей договір у будь-який час, надавши Субпідряднику </w:t>
+        <w:t xml:space="preserve">Розірвання Контрактором (після 3 місяців).</w:t>
+      </w:r>
+      <w:r>
+        <w:t xml:space="preserve"> Після початкового тримісячного періоду Контрактор може розірвати цей договір у будь-який час, надавши Субпідряднику </w:t>
       </w:r>
       <w:r>
         <w:rPr>
@@ -100,7 +100,7 @@
           <w:b/>
           <w:bCs/>
         </w:rPr>
-        <w:t xml:space="preserve">Termination Субпідрядником.</w:t>
+        <w:t xml:space="preserve">Розірвання Субпідрядником.</w:t>
       </w:r>
       <w:r>
         <w:t xml:space="preserve"> Субпідрядник може розірвати цей договір у будь-який час, надавши Контрактору </w:t>
@@ -132,16 +132,16 @@
         <w:jc w:val="both"/>
       </w:pPr>
       <w:r>
-        <w:t xml:space="preserve">Це probation-механізм. Перший квартал роботи з новим субпідрядником — це випробувальний період. Якщо щось іде не так (технічно, комунікативно, по якості) — ми можемо швидко вийти без довгого notice-у, який коштує нам гроші.</w:t>
-      </w:r>
-    </w:p>
-    <w:p>
-      <w:pPr>
-        <w:spacing w:after="180"/>
-        <w:jc w:val="both"/>
-      </w:pPr>
-      <w:r>
-        <w:t xml:space="preserve">Після 3 місяців передбачається, що ми вже вклалися у knowledge transfer і integration — і різка втрата субпідрядника коштує нам більше. 14 днів — компроміс між нашою гнучкістю і його фінансовою стабільністю.</w:t>
+        <w:t xml:space="preserve">Це випробувальний механізм. Перший квартал роботи з новим субпідрядником — період перевірки. Якщо щось іде не так (технічно, комунікативно, по якості) — ми можемо швидко вийти без довгого попередження, яке коштує нам гроші.</w:t>
+      </w:r>
+    </w:p>
+    <w:p>
+      <w:pPr>
+        <w:spacing w:after="180"/>
+        <w:jc w:val="both"/>
+      </w:pPr>
+      <w:r>
+        <w:t xml:space="preserve">Після 3 місяців передбачається, що ми вже вклалися в передачу знань та інтеграцію — і різка втрата субпідрядника коштує нам більше. 14 днів — компроміс між нашою гнучкістю і його фінансовою стабільністю.</w:t>
       </w:r>
     </w:p>
     <w:p>
@@ -170,7 +170,7 @@
         <w:t xml:space="preserve">завжди</w:t>
       </w:r>
       <w:r>
-        <w:t xml:space="preserve"> 14 днів notice, навіть у перший місяць. Це свідома несиметричність: у перший місяць </w:t>
+        <w:t xml:space="preserve"> 14 днів попередження, навіть у перший місяць. Це свідома несиметричність: у перший місяць </w:t>
       </w:r>
       <w:r>
         <w:rPr>
@@ -190,7 +190,7 @@
         <w:t xml:space="preserve">він — ні</w:t>
       </w:r>
       <w:r>
-        <w:t xml:space="preserve">. Аргумент — probation-ризик переважно на нашому боці.</w:t>
+        <w:t xml:space="preserve">. Аргумент — ризик випробувального періоду переважно на нашому боці.</w:t>
       </w:r>
     </w:p>
     <w:p>
@@ -217,19 +217,19 @@
           <w:b/>
           <w:bCs/>
         </w:rPr>
-        <w:t xml:space="preserve">Termination for cause</w:t>
-      </w:r>
-      <w:r>
-        <w:t xml:space="preserve"> — негайне розірвання через серйозне</w:t>
-      </w:r>
-    </w:p>
-    <w:p>
-      <w:pPr>
-        <w:spacing w:after="180"/>
-        <w:jc w:val="both"/>
-      </w:pPr>
-      <w:r>
-        <w:t xml:space="preserve">порушення. Не описано явно; у юридичній практиці припускається, що matеrial breach дозволяє негайне termination без notice.</w:t>
+        <w:t xml:space="preserve">Розірвання з вини сторони (for cause)</w:t>
+      </w:r>
+      <w:r>
+        <w:t xml:space="preserve"> — негайне розірвання</w:t>
+      </w:r>
+    </w:p>
+    <w:p>
+      <w:pPr>
+        <w:spacing w:after="180"/>
+        <w:jc w:val="both"/>
+      </w:pPr>
+      <w:r>
+        <w:t xml:space="preserve">через серйозне порушення. Не описано явно; у юридичній практиці припускається, що істотне порушення (material breach) дозволяє негайне розірвання без попередження.</w:t>
       </w:r>
     </w:p>
     <w:p>
@@ -246,19 +246,19 @@
           <w:b/>
           <w:bCs/>
         </w:rPr>
-        <w:t xml:space="preserve">Partial termination</w:t>
-      </w:r>
-      <w:r>
-        <w:t xml:space="preserve"> — можливість розірвати частину scope-у.</w:t>
-      </w:r>
-    </w:p>
-    <w:p>
-      <w:pPr>
-        <w:spacing w:after="180"/>
-        <w:jc w:val="both"/>
-      </w:pPr>
-      <w:r>
-        <w:t xml:space="preserve">Відсутнє. Розірвання завжди тотальне.</w:t>
+        <w:t xml:space="preserve">Часткове розірвання.</w:t>
+      </w:r>
+      <w:r>
+        <w:t xml:space="preserve"> Можливості розірвати частину обсягу</w:t>
+      </w:r>
+    </w:p>
+    <w:p>
+      <w:pPr>
+        <w:spacing w:after="180"/>
+        <w:jc w:val="both"/>
+      </w:pPr>
+      <w:r>
+        <w:t xml:space="preserve">робіт немає. Розірвання завжди тотальне.</w:t>
       </w:r>
     </w:p>
     <w:p>
@@ -275,19 +275,19 @@
           <w:b/>
           <w:bCs/>
         </w:rPr>
-        <w:t xml:space="preserve">Severance</w:t>
-      </w:r>
-      <w:r>
-        <w:t xml:space="preserve"> — жодних compensation payments при termination.</w:t>
-      </w:r>
-    </w:p>
-    <w:p>
-      <w:pPr>
-        <w:spacing w:after="180"/>
-        <w:jc w:val="both"/>
-      </w:pPr>
-      <w:r>
-        <w:t xml:space="preserve">Субпідрядник отримує оплату тільки за виконану роботу до дати розірвання.</w:t>
+        <w:t xml:space="preserve">Вихідна допомога.</w:t>
+      </w:r>
+      <w:r>
+        <w:t xml:space="preserve"> Жодних компенсаційних виплат при</w:t>
+      </w:r>
+    </w:p>
+    <w:p>
+      <w:pPr>
+        <w:spacing w:after="180"/>
+        <w:jc w:val="both"/>
+      </w:pPr>
+      <w:r>
+        <w:t xml:space="preserve">розірванні. Субпідрядник отримує оплату лише за виконану роботу до дати розірвання.</w:t>
       </w:r>
     </w:p>
     <w:p>

--- a/public/exports/clauses/termination-subcontract/clause.docx
+++ b/public/exports/clauses/termination-subcontract/clause.docx
@@ -354,7 +354,7 @@
         <w:jc w:val="both"/>
       </w:pPr>
       <w:r>
-        <w:t xml:space="preserve">У client-facing Services Agreement Sloboda 2026 використовується інший варіант — див. Termination at will.</w:t>
+        <w:t xml:space="preserve">У client-facing Services Agreement 2026 використовується інший варіант — див. Termination at will.</w:t>
       </w:r>
     </w:p>
     <w:sectPr>
